--- a/report/Cloud_Image_Registry_Distribution_Lab_Report.docx
+++ b/report/Cloud_Image_Registry_Distribution_Lab_Report.docx
@@ -98,7 +98,9 @@
             <w:tcW w:type="dxa" w:w="2520"/>
           </w:tcPr>
           <w:p>
-            <w:r/>
+            <w:r>
+              <w:t>姜丞骏</w:t>
+            </w:r>
           </w:p>
         </w:tc>
         <w:tc>
